--- a/Apache.docx
+++ b/Apache.docx
@@ -506,10 +506,7 @@
     </w:p>
     <w:p>
       <w:r>
-        <w:t>The SSL setup screen lets you create a free SSL certificate for Apache.  This certificate will automatically renew</w:t>
-      </w:r>
-      <w:r>
-        <w:t xml:space="preserve"> every 670 days. It expires after 90, so you must keep your grid running sometime during that month to get it to renew.</w:t>
+        <w:t>The SSL setup screen lets you create a free SSL certificate for Apache.  DreamGrid obtains the certificate from Let's Encrypt using win-acme (wacs.exe), and win-acme registers its own Windows Scheduled Task to renew it automatically - DreamGrid itself does not set or track any renewal interval, so there is no fixed number of days to quote here.  Let's Encrypt certificates are valid for 90 days and win-acme renews them well before that, so leave the scheduled task in place and your PC on often enough for it to run.</w:t>
       </w:r>
     </w:p>
     <w:p>
